--- a/Regions.docx
+++ b/Regions.docx
@@ -1,6 +1,6 @@
 
 <file path=word/document.xml><?xml version="1.0" encoding="utf-8"?>
-<w:document xmlns:wpc="http://schemas.microsoft.com/office/word/2010/wordprocessingCanvas" xmlns:cx="http://schemas.microsoft.com/office/drawing/2014/chartex" xmlns:cx1="http://schemas.microsoft.com/office/drawing/2015/9/8/chartex" xmlns:cx2="http://schemas.microsoft.com/office/drawing/2015/10/21/chartex" xmlns:cx3="http://schemas.microsoft.com/office/drawing/2016/5/9/chartex" xmlns:cx4="http://schemas.microsoft.com/office/drawing/2016/5/10/chartex" xmlns:cx5="http://schemas.microsoft.com/office/drawing/2016/5/11/chartex" xmlns:cx6="http://schemas.microsoft.com/office/drawing/2016/5/12/chartex" xmlns:cx7="http://schemas.microsoft.com/office/drawing/2016/5/13/chartex" xmlns:cx8="http://schemas.microsoft.com/office/drawing/2016/5/14/chartex" xmlns:mc="http://schemas.openxmlformats.org/markup-compatibility/2006" xmlns:aink="http://schemas.microsoft.com/office/drawing/2016/ink" xmlns:am3d="http://schemas.microsoft.com/office/drawing/2017/model3d" xmlns:o="urn:schemas-microsoft-com:office:office" xmlns:oel="http://schemas.microsoft.com/office/2019/extlst" xmlns:r="http://schemas.openxmlformats.org/officeDocument/2006/relationships" xmlns:m="http://schemas.openxmlformats.org/officeDocument/2006/math" xmlns:v="urn:schemas-microsoft-com:vml" xmlns:wp14="http://schemas.microsoft.com/office/word/2010/wordprocessingDrawing" xmlns:wp="http://schemas.openxmlformats.org/drawingml/2006/wordprocessingDrawing" xmlns:w10="urn:schemas-microsoft-com:office:word" xmlns:w="http://schemas.openxmlformats.org/wordprocessingml/2006/main" xmlns:w14="http://schemas.microsoft.com/office/word/2010/wordml" xmlns:w15="http://schemas.microsoft.com/office/word/2012/wordml" xmlns:w16cex="http://schemas.microsoft.com/office/word/2018/wordml/cex" xmlns:w16cid="http://schemas.microsoft.com/office/word/2016/wordml/cid" xmlns:w16="http://schemas.microsoft.com/office/word/2018/wordml" xmlns:w16du="http://schemas.microsoft.com/office/word/2023/wordml/word16du" xmlns:w16sdtdh="http://schemas.microsoft.com/office/word/2020/wordml/sdtdatahash" xmlns:w16se="http://schemas.microsoft.com/office/word/2015/wordml/symex" xmlns:wpg="http://schemas.microsoft.com/office/word/2010/wordprocessingGroup" xmlns:wpi="http://schemas.microsoft.com/office/word/2010/wordprocessingInk" xmlns:wne="http://schemas.microsoft.com/office/word/2006/wordml" xmlns:wps="http://schemas.microsoft.com/office/word/2010/wordprocessingShape" mc:Ignorable="w14 w15 w16se w16cid w16 w16cex w16sdtdh w16du wp14">
+<w:document xmlns:wpc="http://schemas.microsoft.com/office/word/2010/wordprocessingCanvas" xmlns:cx="http://schemas.microsoft.com/office/drawing/2014/chartex" xmlns:cx1="http://schemas.microsoft.com/office/drawing/2015/9/8/chartex" xmlns:cx2="http://schemas.microsoft.com/office/drawing/2015/10/21/chartex" xmlns:cx3="http://schemas.microsoft.com/office/drawing/2016/5/9/chartex" xmlns:cx4="http://schemas.microsoft.com/office/drawing/2016/5/10/chartex" xmlns:cx5="http://schemas.microsoft.com/office/drawing/2016/5/11/chartex" xmlns:cx6="http://schemas.microsoft.com/office/drawing/2016/5/12/chartex" xmlns:cx7="http://schemas.microsoft.com/office/drawing/2016/5/13/chartex" xmlns:cx8="http://schemas.microsoft.com/office/drawing/2016/5/14/chartex" xmlns:mc="http://schemas.openxmlformats.org/markup-compatibility/2006" xmlns:aink="http://schemas.microsoft.com/office/drawing/2016/ink" xmlns:am3d="http://schemas.microsoft.com/office/drawing/2017/model3d" xmlns:o="urn:schemas-microsoft-com:office:office" xmlns:oel="http://schemas.microsoft.com/office/2019/extlst" xmlns:r="http://schemas.openxmlformats.org/officeDocument/2006/relationships" xmlns:m="http://schemas.openxmlformats.org/officeDocument/2006/math" xmlns:v="urn:schemas-microsoft-com:vml" xmlns:wp14="http://schemas.microsoft.com/office/word/2010/wordprocessingDrawing" xmlns:wp="http://schemas.openxmlformats.org/drawingml/2006/wordprocessingDrawing" xmlns:w10="urn:schemas-microsoft-com:office:word" xmlns:w="http://schemas.openxmlformats.org/wordprocessingml/2006/main" xmlns:w14="http://schemas.microsoft.com/office/word/2010/wordml" xmlns:w15="http://schemas.microsoft.com/office/word/2012/wordml" xmlns:w16cei="http://schemas.microsoft.com/office/word/2026/wordml/cei" xmlns:w16cex="http://schemas.microsoft.com/office/word/2018/wordml/cex" xmlns:w16cid="http://schemas.microsoft.com/office/word/2016/wordml/cid" xmlns:w16="http://schemas.microsoft.com/office/word/2018/wordml" xmlns:w16du="http://schemas.microsoft.com/office/word/2023/wordml/word16du" xmlns:w16sdtdh="http://schemas.microsoft.com/office/word/2020/wordml/sdtdatahash" xmlns:w16sdtfl="http://schemas.microsoft.com/office/word/2024/wordml/sdtformatlock" xmlns:w16se="http://schemas.microsoft.com/office/word/2015/wordml/symex" xmlns:wpg="http://schemas.microsoft.com/office/word/2010/wordprocessingGroup" xmlns:wpi="http://schemas.microsoft.com/office/word/2010/wordprocessingInk" xmlns:wne="http://schemas.microsoft.com/office/word/2006/wordml" xmlns:wps="http://schemas.microsoft.com/office/word/2010/wordprocessingShape" mc:Ignorable="w14 w15 w16se w16cid w16 w16cex w16sdtdh w16sdtfl w16du wp14">
   <w:body>
     <w:p>
       <w:pPr>
@@ -55,10 +55,10 @@
           <w:noProof/>
         </w:rPr>
         <w:drawing>
-          <wp:inline distT="0" distB="0" distL="0" distR="0" wp14:anchorId="5D153231" wp14:editId="7CCAB7AA">
-            <wp:extent cx="5239481" cy="4686954"/>
+          <wp:inline distT="0" distB="0" distL="0" distR="0" wp14:anchorId="0440F589" wp14:editId="4B183F9E">
+            <wp:extent cx="5391902" cy="4763165"/>
             <wp:effectExtent l="0" t="0" r="0" b="0"/>
-            <wp:docPr id="845948946" name="Picture 1" descr="A screenshot of a computer&#10;&#10;Description automatically generated"/>
+            <wp:docPr id="1259369694" name="Picture 1"/>
             <wp:cNvGraphicFramePr>
               <a:graphicFrameLocks xmlns:a="http://schemas.openxmlformats.org/drawingml/2006/main" noChangeAspect="1"/>
             </wp:cNvGraphicFramePr>
@@ -66,7 +66,7 @@
               <a:graphicData uri="http://schemas.openxmlformats.org/drawingml/2006/picture">
                 <pic:pic xmlns:pic="http://schemas.openxmlformats.org/drawingml/2006/picture">
                   <pic:nvPicPr>
-                    <pic:cNvPr id="845948946" name="Picture 1" descr="A screenshot of a computer&#10;&#10;Description automatically generated"/>
+                    <pic:cNvPr id="1259369694" name=""/>
                     <pic:cNvPicPr/>
                   </pic:nvPicPr>
                   <pic:blipFill>
@@ -78,7 +78,7 @@
                   <pic:spPr>
                     <a:xfrm>
                       <a:off x="0" y="0"/>
-                      <a:ext cx="5239481" cy="4686954"/>
+                      <a:ext cx="5391902" cy="4763165"/>
                     </a:xfrm>
                     <a:prstGeom prst="rect">
                       <a:avLst/>
@@ -216,7 +216,6 @@
         </w:rPr>
         <w:t>X, Y, Z</w:t>
       </w:r>
-      <w:proofErr w:type="gramStart"/>
       <w:r>
         <w:rPr>
           <w:b/>
@@ -229,14 +228,7 @@
         <w:rPr>
           <w:lang w:val="en"/>
         </w:rPr>
-        <w:t>Users</w:t>
-      </w:r>
-      <w:proofErr w:type="gramEnd"/>
-      <w:r>
-        <w:rPr>
-          <w:lang w:val="en"/>
-        </w:rPr>
-        <w:t xml:space="preserve"> that create accounts on the web page will land at this spot on your Welcome region. Their home is set here.</w:t>
+        <w:t>Users that create accounts on the web page will land at this spot on your Welcome region. Their home is set here.</w:t>
       </w:r>
       <w:r>
         <w:rPr>
@@ -249,6 +241,12 @@
           <w:lang w:val="en"/>
         </w:rPr>
         <w:t>Default: 128,128,24</w:t>
+      </w:r>
+      <w:r>
+        <w:rPr>
+          <w:lang w:val="en"/>
+        </w:rPr>
+        <w:t>. It’s a nit over the land height so they drop in and don’t get their legs bent under.</w:t>
       </w:r>
     </w:p>
     <w:p>
@@ -357,13 +355,49 @@
           <w:bCs/>
           <w:lang w:val="en"/>
         </w:rPr>
-        <w:t xml:space="preserve">Configure All Regions: </w:t>
-      </w:r>
-      <w:r>
-        <w:rPr>
-          <w:lang w:val="en"/>
-        </w:rPr>
-        <w:t>will open all regions for editing.</w:t>
+        <w:t>Clear All Registrations:</w:t>
+      </w:r>
+      <w:r>
+        <w:rPr>
+          <w:lang w:val="en"/>
+        </w:rPr>
+        <w:t xml:space="preserve"> </w:t>
+      </w:r>
+      <w:r>
+        <w:rPr>
+          <w:lang w:val="en"/>
+        </w:rPr>
+        <w:t xml:space="preserve">You may get an error when you add a region where another </w:t>
+      </w:r>
+      <w:r>
+        <w:rPr>
+          <w:lang w:val="en"/>
+        </w:rPr>
+        <w:t xml:space="preserve">region </w:t>
+      </w:r>
+      <w:r>
+        <w:rPr>
+          <w:lang w:val="en"/>
+        </w:rPr>
+        <w:t>once existed</w:t>
+      </w:r>
+      <w:r>
+        <w:rPr>
+          <w:lang w:val="en"/>
+        </w:rPr>
+        <w:t xml:space="preserve"> or overlapped</w:t>
+      </w:r>
+      <w:r>
+        <w:rPr>
+          <w:lang w:val="en"/>
+        </w:rPr>
+        <w:t xml:space="preserve">. </w:t>
+      </w:r>
+      <w:r>
+        <w:rPr>
+          <w:lang w:val="en"/>
+        </w:rPr>
+        <w:t xml:space="preserve"> This operation will remove all registrations of all regions from the database.   All regions, including Smart Boot regions re-register when the grid is booted.</w:t>
       </w:r>
     </w:p>
     <w:p>
@@ -378,10 +412,10 @@
           <w:lang w:val="en"/>
         </w:rPr>
         <w:drawing>
-          <wp:inline distT="0" distB="0" distL="0" distR="0" wp14:anchorId="5EFC7C66" wp14:editId="2DDFBDA8">
+          <wp:inline distT="0" distB="0" distL="0" distR="0" wp14:anchorId="50E65E28" wp14:editId="728C41A9">
             <wp:extent cx="1522095" cy="274955"/>
             <wp:effectExtent l="0" t="0" r="0" b="0"/>
-            <wp:docPr id="4" name="Picture 4"/>
+            <wp:docPr id="5" name="Picture 5"/>
             <wp:cNvGraphicFramePr>
               <a:graphicFrameLocks xmlns:a="http://schemas.openxmlformats.org/drawingml/2006/main" noChangeAspect="1"/>
             </wp:cNvGraphicFramePr>
@@ -389,7 +423,7 @@
               <a:graphicData uri="http://schemas.openxmlformats.org/drawingml/2006/picture">
                 <pic:pic xmlns:pic="http://schemas.openxmlformats.org/drawingml/2006/picture">
                   <pic:nvPicPr>
-                    <pic:cNvPr id="0" name="Picture 4"/>
+                    <pic:cNvPr id="0" name="Picture 5"/>
                     <pic:cNvPicPr>
                       <a:picLocks noChangeAspect="1" noChangeArrowheads="1"/>
                     </pic:cNvPicPr>
@@ -435,12 +469,135 @@
       </w:pPr>
       <w:r>
         <w:rPr>
+          <w:lang w:val="en"/>
+        </w:rPr>
+        <w:t xml:space="preserve">Why is this useful?  </w:t>
+      </w:r>
+      <w:r>
+        <w:rPr>
+          <w:lang w:val="en"/>
+        </w:rPr>
+        <w:t>crashed region will leave behin</w:t>
+      </w:r>
+      <w:r>
+        <w:rPr>
+          <w:lang w:val="en"/>
+        </w:rPr>
+        <w:t>d</w:t>
+      </w:r>
+      <w:r>
+        <w:rPr>
+          <w:lang w:val="en"/>
+        </w:rPr>
+        <w:t xml:space="preserve"> </w:t>
+      </w:r>
+      <w:r>
+        <w:rPr>
+          <w:lang w:val="en"/>
+        </w:rPr>
+        <w:t>this registration</w:t>
+      </w:r>
+      <w:r>
+        <w:rPr>
+          <w:lang w:val="en"/>
+        </w:rPr>
+        <w:t xml:space="preserve">, and you cannot </w:t>
+      </w:r>
+      <w:r>
+        <w:rPr>
+          <w:lang w:val="en"/>
+        </w:rPr>
+        <w:t xml:space="preserve">place another region </w:t>
+      </w:r>
+      <w:r>
+        <w:rPr>
+          <w:lang w:val="en"/>
+        </w:rPr>
+        <w:t>in the same spot</w:t>
+      </w:r>
+      <w:r>
+        <w:rPr>
+          <w:lang w:val="en"/>
+        </w:rPr>
+        <w:t>.</w:t>
+      </w:r>
+      <w:r>
+        <w:rPr>
+          <w:lang w:val="en"/>
+        </w:rPr>
+        <w:t xml:space="preserve"> Pressing this will deregister all regions</w:t>
+      </w:r>
+      <w:r>
+        <w:rPr>
+          <w:lang w:val="en"/>
+        </w:rPr>
+        <w:t xml:space="preserve"> so all regions can be moved.  This button deletes all regions from the “present and accounted for’, region table in Robust.  </w:t>
+      </w:r>
+    </w:p>
+    <w:p>
+      <w:pPr>
+        <w:rPr>
+          <w:lang w:val="en"/>
+        </w:rPr>
+      </w:pPr>
+      <w:r>
+        <w:rPr>
+          <w:lang w:val="en"/>
+        </w:rPr>
+        <w:t xml:space="preserve">This requires that the grid not be running.  See below for more details </w:t>
+      </w:r>
+      <w:proofErr w:type="gramStart"/>
+      <w:r>
+        <w:rPr>
+          <w:lang w:val="en"/>
+        </w:rPr>
+        <w:t>in</w:t>
+      </w:r>
+      <w:proofErr w:type="gramEnd"/>
+      <w:r>
+        <w:rPr>
+          <w:lang w:val="en"/>
+        </w:rPr>
+        <w:t xml:space="preserve"> </w:t>
+      </w:r>
+      <w:r>
+        <w:rPr>
           <w:b/>
           <w:bCs/>
-          <w:lang w:val="en"/>
-        </w:rPr>
-        <w:t>Clear All Registrations:</w:t>
-      </w:r>
+          <w:u w:val="single"/>
+          <w:lang w:val="en"/>
+        </w:rPr>
+        <w:t>Troubleshooting.</w:t>
+      </w:r>
+    </w:p>
+    <w:p>
+      <w:pPr>
+        <w:rPr>
+          <w:lang w:val="en"/>
+        </w:rPr>
+      </w:pPr>
+      <w:r>
+        <w:rPr>
+          <w:b/>
+          <w:bCs/>
+          <w:lang w:val="en"/>
+        </w:rPr>
+        <w:t xml:space="preserve">Normalize Regions:  </w:t>
+      </w:r>
+      <w:r>
+        <w:rPr>
+          <w:lang w:val="en"/>
+        </w:rPr>
+        <w:t xml:space="preserve">The </w:t>
+      </w:r>
+      <w:proofErr w:type="spellStart"/>
+      <w:r>
+        <w:rPr>
+          <w:lang w:val="en"/>
+        </w:rPr>
+        <w:t>Javascript</w:t>
+      </w:r>
+      <w:proofErr w:type="spellEnd"/>
       <w:r>
         <w:rPr>
           <w:lang w:val="en"/>
@@ -451,37 +608,45 @@
         <w:rPr>
           <w:lang w:val="en"/>
         </w:rPr>
-        <w:t xml:space="preserve">You may get an error when you add a region where another </w:t>
-      </w:r>
-      <w:r>
-        <w:rPr>
-          <w:lang w:val="en"/>
-        </w:rPr>
-        <w:t xml:space="preserve">region </w:t>
-      </w:r>
-      <w:r>
-        <w:rPr>
-          <w:lang w:val="en"/>
-        </w:rPr>
-        <w:t>once existed</w:t>
-      </w:r>
-      <w:r>
-        <w:rPr>
-          <w:lang w:val="en"/>
-        </w:rPr>
-        <w:t xml:space="preserve"> or overlapped</w:t>
-      </w:r>
-      <w:r>
-        <w:rPr>
-          <w:lang w:val="en"/>
-        </w:rPr>
-        <w:t xml:space="preserve">. </w:t>
-      </w:r>
-      <w:r>
-        <w:rPr>
-          <w:lang w:val="en"/>
-        </w:rPr>
-        <w:t xml:space="preserve"> This operation will remove all registrations of all regions from the database.   All regions, including Smart Boot regions re-register when the grid is booted.</w:t>
+        <w:t>web map require</w:t>
+      </w:r>
+      <w:r>
+        <w:rPr>
+          <w:lang w:val="en"/>
+        </w:rPr>
+        <w:t>s</w:t>
+      </w:r>
+      <w:r>
+        <w:rPr>
+          <w:lang w:val="en"/>
+        </w:rPr>
+        <w:t xml:space="preserve"> that the lower</w:t>
+      </w:r>
+      <w:r>
+        <w:rPr>
+          <w:b/>
+          <w:bCs/>
+          <w:lang w:val="en"/>
+        </w:rPr>
+        <w:t xml:space="preserve"> </w:t>
+      </w:r>
+      <w:r>
+        <w:rPr>
+          <w:lang w:val="en"/>
+        </w:rPr>
+        <w:t>left corner start</w:t>
+      </w:r>
+      <w:r>
+        <w:rPr>
+          <w:lang w:val="en"/>
+        </w:rPr>
+        <w:t>s</w:t>
+      </w:r>
+      <w:r>
+        <w:rPr>
+          <w:lang w:val="en"/>
+        </w:rPr>
+        <w:t xml:space="preserve"> at 1000,1000.   This will move all regions so that the chosen region is at 1000,1000. All regions maintain their relative positions.</w:t>
       </w:r>
     </w:p>
     <w:p>
@@ -496,10 +661,10 @@
           <w:lang w:val="en"/>
         </w:rPr>
         <w:drawing>
-          <wp:inline distT="0" distB="0" distL="0" distR="0" wp14:anchorId="50E65E28" wp14:editId="728C41A9">
+          <wp:inline distT="0" distB="0" distL="0" distR="0" wp14:anchorId="10F766D9" wp14:editId="665FE937">
             <wp:extent cx="1522095" cy="274955"/>
             <wp:effectExtent l="0" t="0" r="0" b="0"/>
-            <wp:docPr id="5" name="Picture 5"/>
+            <wp:docPr id="6" name="Picture 6"/>
             <wp:cNvGraphicFramePr>
               <a:graphicFrameLocks xmlns:a="http://schemas.openxmlformats.org/drawingml/2006/main" noChangeAspect="1"/>
             </wp:cNvGraphicFramePr>
@@ -507,7 +672,7 @@
               <a:graphicData uri="http://schemas.openxmlformats.org/drawingml/2006/picture">
                 <pic:pic xmlns:pic="http://schemas.openxmlformats.org/drawingml/2006/picture">
                   <pic:nvPicPr>
-                    <pic:cNvPr id="0" name="Picture 5"/>
+                    <pic:cNvPr id="0" name="Picture 6"/>
                     <pic:cNvPicPr>
                       <a:picLocks noChangeAspect="1" noChangeArrowheads="1"/>
                     </pic:cNvPicPr>
@@ -551,85 +716,19 @@
           <w:lang w:val="en"/>
         </w:rPr>
       </w:pPr>
-      <w:r>
-        <w:rPr>
-          <w:lang w:val="en"/>
-        </w:rPr>
-        <w:t xml:space="preserve">Why is this useful?  </w:t>
-      </w:r>
-      <w:r>
-        <w:rPr>
-          <w:lang w:val="en"/>
-        </w:rPr>
-        <w:t>crashed region will leave behin</w:t>
-      </w:r>
-      <w:r>
-        <w:rPr>
-          <w:lang w:val="en"/>
-        </w:rPr>
-        <w:t>d</w:t>
-      </w:r>
-      <w:r>
-        <w:rPr>
-          <w:lang w:val="en"/>
-        </w:rPr>
-        <w:t xml:space="preserve"> </w:t>
-      </w:r>
-      <w:r>
-        <w:rPr>
-          <w:lang w:val="en"/>
-        </w:rPr>
-        <w:t>this registration</w:t>
-      </w:r>
-      <w:r>
-        <w:rPr>
-          <w:lang w:val="en"/>
-        </w:rPr>
-        <w:t xml:space="preserve">, and you cannot </w:t>
-      </w:r>
-      <w:r>
-        <w:rPr>
-          <w:lang w:val="en"/>
-        </w:rPr>
-        <w:t xml:space="preserve">place another region </w:t>
-      </w:r>
-      <w:r>
-        <w:rPr>
-          <w:lang w:val="en"/>
-        </w:rPr>
-        <w:t>in the same spot</w:t>
-      </w:r>
-      <w:r>
-        <w:rPr>
-          <w:lang w:val="en"/>
-        </w:rPr>
-        <w:t>.</w:t>
-      </w:r>
-      <w:r>
-        <w:rPr>
-          <w:lang w:val="en"/>
-        </w:rPr>
-        <w:t xml:space="preserve"> Pressing this will deregister all regions</w:t>
-      </w:r>
-      <w:r>
-        <w:rPr>
-          <w:lang w:val="en"/>
-        </w:rPr>
-        <w:t xml:space="preserve"> so all regions can be moved.  This button </w:t>
-      </w:r>
       <w:proofErr w:type="gramStart"/>
       <w:r>
         <w:rPr>
           <w:lang w:val="en"/>
         </w:rPr>
-        <w:t>deletes</w:t>
+        <w:t>Rearrange</w:t>
       </w:r>
       <w:proofErr w:type="gramEnd"/>
       <w:r>
         <w:rPr>
           <w:lang w:val="en"/>
         </w:rPr>
-        <w:t xml:space="preserve"> all regions from the “present and accounted for’, region table in Robust.  </w:t>
+        <w:t xml:space="preserve"> Regions takes you to a form where you may make your regions all  move into a block.</w:t>
       </w:r>
     </w:p>
     <w:p>
@@ -640,239 +739,7 @@
       </w:pPr>
       <w:r>
         <w:rPr>
-          <w:lang w:val="en"/>
-        </w:rPr>
-        <w:t xml:space="preserve">This requires that the grid not be running.  See below for more details </w:t>
-      </w:r>
-      <w:proofErr w:type="gramStart"/>
-      <w:r>
-        <w:rPr>
-          <w:lang w:val="en"/>
-        </w:rPr>
-        <w:t>in</w:t>
-      </w:r>
-      <w:proofErr w:type="gramEnd"/>
-      <w:r>
-        <w:rPr>
-          <w:lang w:val="en"/>
-        </w:rPr>
-        <w:t xml:space="preserve"> </w:t>
-      </w:r>
-      <w:r>
-        <w:rPr>
-          <w:b/>
-          <w:bCs/>
-          <w:u w:val="single"/>
-          <w:lang w:val="en"/>
-        </w:rPr>
-        <w:t>Troubleshooting.</w:t>
-      </w:r>
-    </w:p>
-    <w:p>
-      <w:pPr>
-        <w:rPr>
-          <w:lang w:val="en"/>
-        </w:rPr>
-      </w:pPr>
-      <w:r>
-        <w:rPr>
-          <w:b/>
-          <w:bCs/>
-          <w:lang w:val="en"/>
-        </w:rPr>
-        <w:t>Normalize Regions</w:t>
-      </w:r>
-      <w:proofErr w:type="gramStart"/>
-      <w:r>
-        <w:rPr>
-          <w:b/>
-          <w:bCs/>
-          <w:lang w:val="en"/>
-        </w:rPr>
-        <w:t xml:space="preserve">:  </w:t>
-      </w:r>
-      <w:r>
-        <w:rPr>
-          <w:lang w:val="en"/>
-        </w:rPr>
-        <w:t>The</w:t>
-      </w:r>
-      <w:proofErr w:type="gramEnd"/>
-      <w:r>
-        <w:rPr>
-          <w:lang w:val="en"/>
-        </w:rPr>
-        <w:t xml:space="preserve"> </w:t>
-      </w:r>
-      <w:proofErr w:type="spellStart"/>
-      <w:r>
-        <w:rPr>
-          <w:lang w:val="en"/>
-        </w:rPr>
-        <w:t>Javascript</w:t>
-      </w:r>
-      <w:proofErr w:type="spellEnd"/>
-      <w:r>
-        <w:rPr>
-          <w:lang w:val="en"/>
-        </w:rPr>
-        <w:t xml:space="preserve"> </w:t>
-      </w:r>
-      <w:r>
-        <w:rPr>
-          <w:lang w:val="en"/>
-        </w:rPr>
-        <w:t>web map require</w:t>
-      </w:r>
-      <w:r>
-        <w:rPr>
-          <w:lang w:val="en"/>
-        </w:rPr>
-        <w:t>s</w:t>
-      </w:r>
-      <w:r>
-        <w:rPr>
-          <w:lang w:val="en"/>
-        </w:rPr>
-        <w:t xml:space="preserve"> that the lower</w:t>
-      </w:r>
-      <w:r>
-        <w:rPr>
-          <w:b/>
-          <w:bCs/>
-          <w:lang w:val="en"/>
-        </w:rPr>
-        <w:t xml:space="preserve"> </w:t>
-      </w:r>
-      <w:r>
-        <w:rPr>
-          <w:lang w:val="en"/>
-        </w:rPr>
-        <w:t>left corner start</w:t>
-      </w:r>
-      <w:r>
-        <w:rPr>
-          <w:lang w:val="en"/>
-        </w:rPr>
-        <w:t>s</w:t>
-      </w:r>
-      <w:r>
-        <w:rPr>
-          <w:lang w:val="en"/>
-        </w:rPr>
-        <w:t xml:space="preserve"> at 1000,1000.   This will move all regions so that the chosen region is at 1000,1000. All regions </w:t>
-      </w:r>
-      <w:proofErr w:type="gramStart"/>
-      <w:r>
-        <w:rPr>
-          <w:lang w:val="en"/>
-        </w:rPr>
-        <w:t>maintain</w:t>
-      </w:r>
-      <w:proofErr w:type="gramEnd"/>
-      <w:r>
-        <w:rPr>
-          <w:lang w:val="en"/>
-        </w:rPr>
-        <w:t xml:space="preserve"> their relative positions.</w:t>
-      </w:r>
-    </w:p>
-    <w:p>
-      <w:pPr>
-        <w:rPr>
-          <w:lang w:val="en"/>
-        </w:rPr>
-      </w:pPr>
-      <w:r>
-        <w:rPr>
           <w:noProof/>
-          <w:lang w:val="en"/>
-        </w:rPr>
-        <w:drawing>
-          <wp:inline distT="0" distB="0" distL="0" distR="0" wp14:anchorId="10F766D9" wp14:editId="665FE937">
-            <wp:extent cx="1522095" cy="274955"/>
-            <wp:effectExtent l="0" t="0" r="0" b="0"/>
-            <wp:docPr id="6" name="Picture 6"/>
-            <wp:cNvGraphicFramePr>
-              <a:graphicFrameLocks xmlns:a="http://schemas.openxmlformats.org/drawingml/2006/main" noChangeAspect="1"/>
-            </wp:cNvGraphicFramePr>
-            <a:graphic xmlns:a="http://schemas.openxmlformats.org/drawingml/2006/main">
-              <a:graphicData uri="http://schemas.openxmlformats.org/drawingml/2006/picture">
-                <pic:pic xmlns:pic="http://schemas.openxmlformats.org/drawingml/2006/picture">
-                  <pic:nvPicPr>
-                    <pic:cNvPr id="0" name="Picture 6"/>
-                    <pic:cNvPicPr>
-                      <a:picLocks noChangeAspect="1" noChangeArrowheads="1"/>
-                    </pic:cNvPicPr>
-                  </pic:nvPicPr>
-                  <pic:blipFill>
-                    <a:blip r:embed="rId9">
-                      <a:extLst>
-                        <a:ext uri="{28A0092B-C50C-407E-A947-70E740481C1C}">
-                          <a14:useLocalDpi xmlns:a14="http://schemas.microsoft.com/office/drawing/2010/main" val="0"/>
-                        </a:ext>
-                      </a:extLst>
-                    </a:blip>
-                    <a:srcRect/>
-                    <a:stretch>
-                      <a:fillRect/>
-                    </a:stretch>
-                  </pic:blipFill>
-                  <pic:spPr bwMode="auto">
-                    <a:xfrm>
-                      <a:off x="0" y="0"/>
-                      <a:ext cx="1522095" cy="274955"/>
-                    </a:xfrm>
-                    <a:prstGeom prst="rect">
-                      <a:avLst/>
-                    </a:prstGeom>
-                    <a:noFill/>
-                    <a:ln>
-                      <a:noFill/>
-                    </a:ln>
-                  </pic:spPr>
-                </pic:pic>
-              </a:graphicData>
-            </a:graphic>
-          </wp:inline>
-        </w:drawing>
-      </w:r>
-    </w:p>
-    <w:p>
-      <w:pPr>
-        <w:rPr>
-          <w:lang w:val="en"/>
-        </w:rPr>
-      </w:pPr>
-      <w:r>
-        <w:rPr>
-          <w:lang w:val="en"/>
-        </w:rPr>
-        <w:t xml:space="preserve">Rearrange Regions takes you to a form where you may make your regions </w:t>
-      </w:r>
-      <w:proofErr w:type="gramStart"/>
-      <w:r>
-        <w:rPr>
-          <w:lang w:val="en"/>
-        </w:rPr>
-        <w:t>all  move</w:t>
-      </w:r>
-      <w:proofErr w:type="gramEnd"/>
-      <w:r>
-        <w:rPr>
-          <w:lang w:val="en"/>
-        </w:rPr>
-        <w:t xml:space="preserve"> into a block.</w:t>
-      </w:r>
-    </w:p>
-    <w:p>
-      <w:pPr>
-        <w:rPr>
-          <w:lang w:val="en"/>
-        </w:rPr>
-      </w:pPr>
-      <w:r>
-        <w:rPr>
           <w:lang w:val="en"/>
         </w:rPr>
         <w:drawing>
@@ -891,7 +758,7 @@
                     <pic:cNvPicPr/>
                   </pic:nvPicPr>
                   <pic:blipFill>
-                    <a:blip r:embed="rId10"/>
+                    <a:blip r:embed="rId9"/>
                     <a:stretch>
                       <a:fillRect/>
                     </a:stretch>
@@ -922,34 +789,20 @@
         <w:rPr>
           <w:lang w:val="en"/>
         </w:rPr>
-        <w:t xml:space="preserve">Make Regions No Rez is a security feature. It sets all </w:t>
+        <w:t xml:space="preserve">Make Regions No Rez is a security feature. It sets all parcels to no Script, No Rez for visitors.  This happens automatically when you load </w:t>
       </w:r>
       <w:proofErr w:type="gramStart"/>
       <w:r>
         <w:rPr>
           <w:lang w:val="en"/>
         </w:rPr>
-        <w:t>parcels</w:t>
+        <w:t>an OAR</w:t>
       </w:r>
       <w:proofErr w:type="gramEnd"/>
       <w:r>
         <w:rPr>
           <w:lang w:val="en"/>
         </w:rPr>
-        <w:t xml:space="preserve"> to no Script, No Rez for visitors.  This happens automatically when you load </w:t>
-      </w:r>
-      <w:proofErr w:type="gramStart"/>
-      <w:r>
-        <w:rPr>
-          <w:lang w:val="en"/>
-        </w:rPr>
-        <w:t>an OAR</w:t>
-      </w:r>
-      <w:proofErr w:type="gramEnd"/>
-      <w:r>
-        <w:rPr>
-          <w:lang w:val="en"/>
-        </w:rPr>
         <w:t>.</w:t>
       </w:r>
     </w:p>
@@ -961,6 +814,7 @@
       </w:pPr>
       <w:r>
         <w:rPr>
+          <w:noProof/>
           <w:lang w:val="en"/>
         </w:rPr>
         <w:drawing>
@@ -979,7 +833,7 @@
                     <pic:cNvPicPr/>
                   </pic:nvPicPr>
                   <pic:blipFill>
-                    <a:blip r:embed="rId11"/>
+                    <a:blip r:embed="rId10"/>
                     <a:stretch>
                       <a:fillRect/>
                     </a:stretch>
@@ -1058,6 +912,7 @@
       </w:pPr>
       <w:r>
         <w:rPr>
+          <w:noProof/>
           <w:lang w:val="en"/>
         </w:rPr>
         <w:drawing>
@@ -1076,7 +931,7 @@
                     <pic:cNvPicPr/>
                   </pic:nvPicPr>
                   <pic:blipFill>
-                    <a:blip r:embed="rId12"/>
+                    <a:blip r:embed="rId11"/>
                     <a:stretch>
                       <a:fillRect/>
                     </a:stretch>
@@ -1113,16 +968,7 @@
           <w:bCs/>
           <w:lang w:val="en"/>
         </w:rPr>
-        <w:t>Chat Channel</w:t>
-      </w:r>
-      <w:proofErr w:type="gramStart"/>
-      <w:r>
-        <w:rPr>
-          <w:b/>
-          <w:bCs/>
-          <w:lang w:val="en"/>
-        </w:rPr>
-        <w:t>:</w:t>
+        <w:t>Chat Channel:</w:t>
       </w:r>
       <w:r>
         <w:rPr>
@@ -1139,17 +985,7 @@
           <w:szCs w:val="22"/>
           <w:lang w:val="en"/>
         </w:rPr>
-        <w:t>The</w:t>
-      </w:r>
-      <w:proofErr w:type="gramEnd"/>
-      <w:r>
-        <w:rPr>
-          <w:rFonts w:cs="Calibri"/>
-          <w:sz w:val="22"/>
-          <w:szCs w:val="22"/>
-          <w:lang w:val="en"/>
-        </w:rPr>
-        <w:t xml:space="preserve"> chat channel controls the distance each chat type stops working.  </w:t>
+        <w:t xml:space="preserve">The chat channel controls the distance each chat type stops working.  </w:t>
       </w:r>
     </w:p>
     <w:p>
@@ -1187,7 +1023,7 @@
                     </pic:cNvPicPr>
                   </pic:nvPicPr>
                   <pic:blipFill>
-                    <a:blip r:embed="rId13">
+                    <a:blip r:embed="rId12">
                       <a:extLst>
                         <a:ext uri="{28A0092B-C50C-407E-A947-70E740481C1C}">
                           <a14:useLocalDpi xmlns:a14="http://schemas.microsoft.com/office/drawing/2010/main" val="0"/>
@@ -1259,27 +1095,7 @@
           <w:szCs w:val="22"/>
           <w:lang w:val="en"/>
         </w:rPr>
-        <w:t xml:space="preserve">will </w:t>
-      </w:r>
-      <w:proofErr w:type="gramStart"/>
-      <w:r>
-        <w:rPr>
-          <w:rFonts w:cs="Calibri"/>
-          <w:sz w:val="22"/>
-          <w:szCs w:val="22"/>
-          <w:lang w:val="en"/>
-        </w:rPr>
-        <w:t>delete</w:t>
-      </w:r>
-      <w:proofErr w:type="gramEnd"/>
-      <w:r>
-        <w:rPr>
-          <w:rFonts w:cs="Calibri"/>
-          <w:sz w:val="22"/>
-          <w:szCs w:val="22"/>
-          <w:lang w:val="en"/>
-        </w:rPr>
-        <w:t xml:space="preserve"> all loose Satyr Farm items such as Tomato buckets or Water cans from any chosen region.  </w:t>
+        <w:t xml:space="preserve">will delete all loose Satyr Farm items such as Tomato buckets or Water cans from any chosen region.  </w:t>
       </w:r>
     </w:p>
     <w:p>
@@ -1317,7 +1133,7 @@
                     </pic:cNvPicPr>
                   </pic:nvPicPr>
                   <pic:blipFill>
-                    <a:blip r:embed="rId14">
+                    <a:blip r:embed="rId13">
                       <a:extLst>
                         <a:ext uri="{28A0092B-C50C-407E-A947-70E740481C1C}">
                           <a14:useLocalDpi xmlns:a14="http://schemas.microsoft.com/office/drawing/2010/main" val="0"/>
@@ -1386,6 +1202,7 @@
         <w:rPr>
           <w:b/>
           <w:bCs/>
+          <w:noProof/>
           <w:lang w:val="en"/>
         </w:rPr>
         <w:drawing>
@@ -1404,7 +1221,7 @@
                     <pic:cNvPicPr/>
                   </pic:nvPicPr>
                   <pic:blipFill>
-                    <a:blip r:embed="rId15"/>
+                    <a:blip r:embed="rId14"/>
                     <a:stretch>
                       <a:fillRect/>
                     </a:stretch>
@@ -1428,88 +1245,6 @@
     <w:p>
       <w:pPr>
         <w:rPr>
-          <w:lang w:val="en"/>
-        </w:rPr>
-      </w:pPr>
-      <w:r>
-        <w:rPr>
-          <w:b/>
-          <w:bCs/>
-          <w:lang w:val="en"/>
-        </w:rPr>
-        <w:t xml:space="preserve">Edit Region: </w:t>
-      </w:r>
-      <w:r>
-        <w:rPr>
-          <w:lang w:val="en"/>
-        </w:rPr>
-        <w:t>will bring up a dialog form to edit the selected region.</w:t>
-      </w:r>
-    </w:p>
-    <w:p>
-      <w:pPr>
-        <w:rPr>
-          <w:lang w:val="en"/>
-        </w:rPr>
-      </w:pPr>
-      <w:r>
-        <w:rPr>
-          <w:noProof/>
-          <w:lang w:val="en"/>
-        </w:rPr>
-        <w:drawing>
-          <wp:inline distT="0" distB="0" distL="0" distR="0" wp14:anchorId="43478789" wp14:editId="2A275E4D">
-            <wp:extent cx="1532890" cy="295910"/>
-            <wp:effectExtent l="0" t="0" r="0" b="0"/>
-            <wp:docPr id="7" name="Picture 7"/>
-            <wp:cNvGraphicFramePr>
-              <a:graphicFrameLocks xmlns:a="http://schemas.openxmlformats.org/drawingml/2006/main" noChangeAspect="1"/>
-            </wp:cNvGraphicFramePr>
-            <a:graphic xmlns:a="http://schemas.openxmlformats.org/drawingml/2006/main">
-              <a:graphicData uri="http://schemas.openxmlformats.org/drawingml/2006/picture">
-                <pic:pic xmlns:pic="http://schemas.openxmlformats.org/drawingml/2006/picture">
-                  <pic:nvPicPr>
-                    <pic:cNvPr id="0" name="Picture 7"/>
-                    <pic:cNvPicPr>
-                      <a:picLocks noChangeAspect="1" noChangeArrowheads="1"/>
-                    </pic:cNvPicPr>
-                  </pic:nvPicPr>
-                  <pic:blipFill>
-                    <a:blip r:embed="rId16">
-                      <a:extLst>
-                        <a:ext uri="{28A0092B-C50C-407E-A947-70E740481C1C}">
-                          <a14:useLocalDpi xmlns:a14="http://schemas.microsoft.com/office/drawing/2010/main" val="0"/>
-                        </a:ext>
-                      </a:extLst>
-                    </a:blip>
-                    <a:srcRect/>
-                    <a:stretch>
-                      <a:fillRect/>
-                    </a:stretch>
-                  </pic:blipFill>
-                  <pic:spPr bwMode="auto">
-                    <a:xfrm>
-                      <a:off x="0" y="0"/>
-                      <a:ext cx="1532890" cy="295910"/>
-                    </a:xfrm>
-                    <a:prstGeom prst="rect">
-                      <a:avLst/>
-                    </a:prstGeom>
-                    <a:noFill/>
-                    <a:ln>
-                      <a:noFill/>
-                    </a:ln>
-                  </pic:spPr>
-                </pic:pic>
-              </a:graphicData>
-            </a:graphic>
-          </wp:inline>
-        </w:drawing>
-      </w:r>
-    </w:p>
-    <w:p>
-      <w:pPr>
-        <w:rPr>
           <w:rFonts w:cs="Calibri"/>
           <w:b/>
           <w:bCs/>
@@ -2018,25 +1753,7 @@
           <w:szCs w:val="16"/>
         </w:rPr>
         <w:br/>
-        <w:t xml:space="preserve">Welcome               c91ceea4-77f5-40f6-afad-36f822097a4d  1016,1008    256x256      </w:t>
-      </w:r>
-      <w:proofErr w:type="spellStart"/>
-      <w:r>
-        <w:rPr>
-          <w:rFonts w:ascii="Courier New" w:hAnsi="Courier New" w:cs="Courier New"/>
-          <w:sz w:val="16"/>
-          <w:szCs w:val="16"/>
-        </w:rPr>
-        <w:t>DefaultRegion</w:t>
-      </w:r>
-      <w:proofErr w:type="spellEnd"/>
-      <w:r>
-        <w:rPr>
-          <w:rFonts w:ascii="Courier New" w:hAnsi="Courier New" w:cs="Courier New"/>
-          <w:sz w:val="16"/>
-          <w:szCs w:val="16"/>
-        </w:rPr>
-        <w:t xml:space="preserve">, </w:t>
+        <w:t xml:space="preserve">Welcome               c91ceea4-77f5-40f6-afad-36f822097a4d  1016,1008    256x256      DefaultRegion, </w:t>
       </w:r>
       <w:proofErr w:type="spellStart"/>
       <w:r>
@@ -2156,25 +1873,7 @@
           <w:sz w:val="16"/>
           <w:szCs w:val="16"/>
         </w:rPr>
-        <w:t>Region 1016, 1009     a357ccd6-43d6-45ff-8563-35f09345908</w:t>
-      </w:r>
-      <w:proofErr w:type="gramStart"/>
-      <w:r>
-        <w:rPr>
-          <w:rFonts w:ascii="Courier New" w:hAnsi="Courier New" w:cs="Courier New"/>
-          <w:sz w:val="16"/>
-          <w:szCs w:val="16"/>
-        </w:rPr>
-        <w:t>e  1016</w:t>
-      </w:r>
-      <w:proofErr w:type="gramEnd"/>
-      <w:r>
-        <w:rPr>
-          <w:rFonts w:ascii="Courier New" w:hAnsi="Courier New" w:cs="Courier New"/>
-          <w:sz w:val="16"/>
-          <w:szCs w:val="16"/>
-        </w:rPr>
-        <w:t xml:space="preserve">,1009    256x256      </w:t>
+        <w:t xml:space="preserve">Region 1016, 1009     a357ccd6-43d6-45ff-8563-35f09345908e  1016,1009    256x256      </w:t>
       </w:r>
       <w:proofErr w:type="spellStart"/>
       <w:r>
@@ -2334,7 +2033,7 @@
 </file>
 
 <file path=word/styles.xml><?xml version="1.0" encoding="utf-8"?>
-<w:styles xmlns:mc="http://schemas.openxmlformats.org/markup-compatibility/2006" xmlns:r="http://schemas.openxmlformats.org/officeDocument/2006/relationships" xmlns:w="http://schemas.openxmlformats.org/wordprocessingml/2006/main" xmlns:w14="http://schemas.microsoft.com/office/word/2010/wordml" xmlns:w15="http://schemas.microsoft.com/office/word/2012/wordml" xmlns:w16cex="http://schemas.microsoft.com/office/word/2018/wordml/cex" xmlns:w16cid="http://schemas.microsoft.com/office/word/2016/wordml/cid" xmlns:w16="http://schemas.microsoft.com/office/word/2018/wordml" xmlns:w16du="http://schemas.microsoft.com/office/word/2023/wordml/word16du" xmlns:w16sdtdh="http://schemas.microsoft.com/office/word/2020/wordml/sdtdatahash" xmlns:w16se="http://schemas.microsoft.com/office/word/2015/wordml/symex" mc:Ignorable="w14 w15 w16se w16cid w16 w16cex w16sdtdh w16du">
+<w:styles xmlns:mc="http://schemas.openxmlformats.org/markup-compatibility/2006" xmlns:r="http://schemas.openxmlformats.org/officeDocument/2006/relationships" xmlns:w="http://schemas.openxmlformats.org/wordprocessingml/2006/main" xmlns:w14="http://schemas.microsoft.com/office/word/2010/wordml" xmlns:w15="http://schemas.microsoft.com/office/word/2012/wordml" xmlns:w16cex="http://schemas.microsoft.com/office/word/2018/wordml/cex" xmlns:w16cid="http://schemas.microsoft.com/office/word/2016/wordml/cid" xmlns:w16="http://schemas.microsoft.com/office/word/2018/wordml" xmlns:w16du="http://schemas.microsoft.com/office/word/2023/wordml/word16du" xmlns:w16sdtdh="http://schemas.microsoft.com/office/word/2020/wordml/sdtdatahash" xmlns:w16sdtfl="http://schemas.microsoft.com/office/word/2024/wordml/sdtformatlock" xmlns:w16se="http://schemas.microsoft.com/office/word/2015/wordml/symex" mc:Ignorable="w14 w15 w16se w16cid w16 w16cex w16sdtdh w16sdtfl w16du">
   <w:docDefaults>
     <w:rPrDefault>
       <w:rPr>

--- a/Regions.docx
+++ b/Regions.docx
@@ -1265,7 +1265,7 @@
         <w:rPr>
           <w:lang w:val="en"/>
         </w:rPr>
-        <w:t>Treoubleshooting:</w:t>
+        <w:t>Troubleshooting:</w:t>
       </w:r>
     </w:p>
     <w:p>
